--- a/Zabed_CV.docx
+++ b/Zabed_CV.docx
@@ -96,6 +96,7 @@
       <w:pPr>
         <w:spacing w:after="100" w:line="268" w:lineRule="auto"/>
         <w:jc w:val="both"/>
+        <w:shd w:val="clear" w:color="auto" w:fill="EAF2EF"/>
       </w:pPr>
       <w:r>
         <w:t>Software engineer with industry experience, now completing an MSc in Artificial Intelligence focused on large language models for emergency healthcare. Builds and evaluates LLM systems end to end: retrieval-augmented generation, parameter-efficient fine-tuning (LoRA, QLoRA) with PyTorch and Hugging Face PEFT, agentic tool-use workflows, and calibration-focused evaluation (ECE, Brier score) in high-risk decision settings.</w:t>
@@ -105,6 +106,7 @@
       <w:pPr>
         <w:spacing w:after="100" w:line="268" w:lineRule="auto"/>
         <w:jc w:val="both"/>
+        <w:shd w:val="clear" w:color="auto" w:fill="EAF2EF"/>
       </w:pPr>
       <w:r>
         <w:t>Backs this with production engineering discipline: enterprise software delivery, CI/CD automation and cloud deployment. Works comfortably across distributed, cross-functional teams, translates technical detail for non-specialist stakeholders, and mentors junior engineers as a matter of routine.</w:t>
@@ -133,6 +135,7 @@
           <w:tab w:val="right" w:pos="9637"/>
         </w:tabs>
         <w:spacing w:before="120" w:after="20"/>
+        <w:shd w:val="clear" w:color="auto" w:fill="EAF2EF"/>
       </w:pPr>
       <w:r>
         <w:rPr>
@@ -193,7 +196,7 @@
         <w:spacing w:after="58" w:line="264" w:lineRule="auto"/>
       </w:pPr>
       <w:r>
-        <w:t>Shipped LLM-powered features — content generation and structured outputs via generative AI APIs — using prompt engineering and retrieval-augmented generation over client data.</w:t>
+        <w:t>Shipped LLM-powered features — content generation and structured outputs via generative AI APIs — built with LangChain and LangGraph, using prompt engineering and retrieval-augmented generation over client data.</w:t>
       </w:r>
     </w:p>
     <w:p>
@@ -228,6 +231,7 @@
           <w:tab w:val="right" w:pos="9637"/>
         </w:tabs>
         <w:spacing w:before="120" w:after="20"/>
+        <w:shd w:val="clear" w:color="auto" w:fill="EAF2EF"/>
       </w:pPr>
       <w:r>
         <w:rPr>
@@ -336,6 +340,7 @@
           <w:tab w:val="right" w:pos="9637"/>
         </w:tabs>
         <w:spacing w:before="120" w:after="20"/>
+        <w:shd w:val="clear" w:color="auto" w:fill="EAF2EF"/>
       </w:pPr>
       <w:r>
         <w:rPr>
@@ -633,7 +638,7 @@
         <w:t xml:space="preserve">Agentic Systems: </w:t>
       </w:r>
       <w:r>
-        <w:t>Agent frameworks, multi-step tool use, workflow orchestration, Model Context Protocol (MCP), AI-assisted coding (Claude Code, Codex)</w:t>
+        <w:t>LangChain, LangGraph, agent frameworks, multi-step tool use, workflow orchestration, Model Context Protocol (MCP), AI-assisted coding (Claude Code, Codex)</w:t>
       </w:r>
     </w:p>
     <w:p>
@@ -704,6 +709,7 @@
           <w:tab w:val="right" w:pos="9637"/>
         </w:tabs>
         <w:spacing w:before="120" w:after="20"/>
+        <w:shd w:val="clear" w:color="auto" w:fill="EAF2EF"/>
       </w:pPr>
       <w:r>
         <w:rPr>
@@ -835,6 +841,7 @@
           <w:tab w:val="right" w:pos="9637"/>
         </w:tabs>
         <w:spacing w:before="120" w:after="20"/>
+        <w:shd w:val="clear" w:color="auto" w:fill="EAF2EF"/>
       </w:pPr>
       <w:r>
         <w:rPr>
